--- a/document_templates/russian_library/Исковые_заявления/Семейные_споры/шаблон_Исковое_заявление_о_взыскании_алиментов_без_регистрации_брака_С_представителем_.docx
+++ b/document_templates/russian_library/Исковые_заявления/Семейные_споры/шаблон_Исковое_заявление_о_взыскании_алиментов_без_регистрации_брака_С_представителем_.docx
@@ -28,7 +28,7 @@
           <w:szCs w:val="24"/>
           <w:lang w:val="en-US"/>
         </w:rPr>
-        <w:t xml:space="preserve">{{ w_t_w_r_w_prooferr_w_type_spellstart_w_r_w_rsidr_0096632a_w_rpr_w_rfonts_w_ascii_times_new_roman_w_hansi_times_new_roman_w_cs_times_new_roman_w_sz_w_val_24_w_szcs_w_val_24_w_lang_w_val_en_us_w_rpr_w_t_court_name_w_t_w_r_w_prooferr_w_type_spellend_w_r_w_rsidr_0096632a_w_rpr_w_rfonts_w_ascii_times_new_roman_w_hansi_times_new_roman_w_cs_times_new_roman_w_sz_w_val_24_w_szcs_w_val_24_w_lang_w_val_en_us_w_rpr_w_t_xml_space_preserve }}</w:t>
+        <w:t xml:space="preserve">{{ court_name }}</w:t>
       </w:r>
     </w:p>
     <w:p>
@@ -42,15 +42,14 @@
           <w:lang w:val="en-US"/>
         </w:rPr>
       </w:pPr>
-      <w:proofErr w:type="gramStart"/>
-      <w:r>
-        <w:rPr>
-          <w:rFonts w:ascii="Times New Roman" w:hAnsi="Times New Roman" w:cs="Times New Roman"/>
-          <w:sz w:val="24"/>
-          <w:szCs w:val="24"/>
-          <w:lang w:val="en-US"/>
-        </w:rPr>
-        <w:t xml:space="preserve">{{ w_t_w_r_w_prooferr_w_type_spellstart_w_r_w_rpr_w_rfonts_w_ascii_times_new_roman_w_hansi_times_new_roman_w_cs_times_new_roman_w_sz_w_val_24_w_szcs_w_val_24_w_lang_w_val_en_us_w_rpr_w_t_court_w_t_w_r_w_prooferr_w_type_gramend_w_r_w_rsidrpr_001355a9_w_rpr_w_rfonts_w_ascii_times_new_roman_w_hansi_times_new_roman_w_cs_times_new_roman_w_sz_w_val_24_w_szcs_w_val_24_w_lang_w_val_en_us_w_rpr_w_t_w_t_w_r_w_r_w_rpr_w_rfonts_w_ascii_times_new_roman_w_hansi_times_new_roman_w_cs_times_new_roman_w_sz_w_val_24_w_szcs_w_val_24_w_lang_w_val_en_us_w_rpr_w_t_address_w_t_w_r_w_prooferr_w_type_spellend_w_r_w_rsidrpr_001355a9_w_rpr_w_rfonts_w_ascii_times_new_roman_w_hansi_times_new_roman_w_cs_times_new_roman_w_sz_w_val_24_w_szcs_w_val_24_w_lang_w_val_en_us_w_rpr_w_t_xml_space_preserve }}</w:t>
+      <w:r>
+        <w:rPr>
+          <w:rFonts w:ascii="Times New Roman" w:hAnsi="Times New Roman" w:cs="Times New Roman"/>
+          <w:sz w:val="24"/>
+          <w:szCs w:val="24"/>
+          <w:lang w:val="en-US"/>
+        </w:rPr>
+        <w:t xml:space="preserve">{{ court_address }}</w:t>
       </w:r>
     </w:p>
     <w:p>
@@ -88,7 +87,7 @@
           <w:szCs w:val="24"/>
           <w:lang w:val="en-US"/>
         </w:rPr>
-        <w:t xml:space="preserve">{{ w_t_w_r_w_prooferr_w_type_spellstart_w_r_w_rsidr_0096632a_w_rpr_w_rfonts_w_ascii_times_new_roman_w_hansi_times_new_roman_w_cs_times_new_roman_w_sz_w_val_24_w_szcs_w_val_24_w_lang_w_val_en_us_w_rpr_w_t_plantiff_w_t_w_r_w_prooferr_w_type_spellend_w_r_w_rsidr_0096632a_w_rsidrpr_001355a9_w_rpr_w_rfonts_w_ascii_times_new_roman_w_hansi_times_new_roman_w_cs_times_new_roman_w_sz_w_val_24_w_szcs_w_val_24_w_lang_w_val_en_us_w_rpr_w_t_xml_space_preserve }}</w:t>
+        <w:t xml:space="preserve">{{ plantiff }}</w:t>
       </w:r>
     </w:p>
     <w:p>
@@ -134,7 +133,7 @@
           <w:szCs w:val="24"/>
           <w:lang w:val="en-US"/>
         </w:rPr>
-        <w:t xml:space="preserve">: {{ w_t_w_r_w_prooferr_w_type_spellstart_w_r_w_rpr_w_rfonts_w_ascii_times_new_roman_w_hansi_times_new_roman_w_cs_times_new_roman_w_sz_w_val_24_w_szcs_w_val_24_w_lang_w_val_en_us_w_rpr_w_t_registration_w_t_w_r_w_r_w_rsidrpr_001355a9_w_rpr_w_rfonts_w_ascii_times_new_roman_w_hansi_times_new_roman_w_cs_times_new_roman_w_sz_w_val_24_w_szcs_w_val_24_w_lang_w_val_en_us_w_rpr_w_t_w_t_w_r_w_r_w_rpr_w_rfonts_w_ascii_times_new_roman_w_hansi_times_new_roman_w_cs_times_new_roman_w_sz_w_val_24_w_szcs_w_val_24_w_lang_w_val_en_us_w_rpr_w_t_address_w_t_w_r_w_prooferr_w_type_spellend_w_r_w_rpr_w_rfonts_w_ascii_times_new_roman_w_hansi_times_new_roman_w_cs_times_new_roman_w_sz_w_val_24_w_szcs_w_val_24_w_lang_w_val_en_us_w_rpr_w_t_xml_space_preserve }}</w:t>
+        <w:t xml:space="preserve">: {{ registration_address }}</w:t>
       </w:r>
     </w:p>
     <w:p>
@@ -172,7 +171,7 @@
           <w:szCs w:val="24"/>
           <w:lang w:val="en-US"/>
         </w:rPr>
-        <w:t xml:space="preserve">{{ w_t_w_r_w_prooferr_w_type_spellstart_w_r_w_rpr_w_rfonts_w_ascii_times_new_roman_w_hansi_times_new_roman_w_cs_times_new_roman_w_sz_w_val_24_w_szcs_w_val_24_w_lang_w_val_en_us_w_rpr_w_t_passport_plaintiff_w_t_w_r_w_prooferr_w_type_spellend_w_r_w_rpr_w_rfonts_w_ascii_times_new_roman_w_hansi_times_new_roman_w_cs_times_new_roman_w_sz_w_val_24_w_szcs_w_val_24_w_lang_w_val_en_us_w_rpr_w_t_xml_space_preserve }}</w:t>
+        <w:t xml:space="preserve">{{ passport_plaintiff }}</w:t>
       </w:r>
     </w:p>
     <w:p>
@@ -227,7 +226,7 @@
           <w:szCs w:val="24"/>
           <w:lang w:val="en-US"/>
         </w:rPr>
-        <w:t xml:space="preserve">{{ w_t_w_r_w_prooferr_w_type_spellstart_w_r_w_rsidr_0096632a_w_rpr_w_rfonts_w_ascii_times_new_roman_w_hansi_times_new_roman_w_cs_times_new_roman_w_sz_w_val_24_w_szcs_w_val_24_w_lang_w_val_en_us_w_rpr_w_t_plaintiff_w_t_w_r_w_r_w_rsidr_0096632a_w_rsidrpr_0096632a_w_rpr_w_rfonts_w_ascii_times_new_roman_w_hansi_times_new_roman_w_cs_times_new_roman_w_sz_w_val_24_w_szcs_w_val_24_w_lang_w_val_en_us_w_rpr_w_t_w_t_w_r_w_r_w_rsidr_0096632a_w_rpr_w_rfonts_w_ascii_times_new_roman_w_hansi_times_new_roman_w_cs_times_new_roman_w_sz_w_val_24_w_szcs_w_val_24_w_lang_w_val_en_us_w_rpr_w_t_representative_w_t_w_r_w_prooferr_w_type_spellend_w_r_w_rsidr_0096632a_w_rsidrpr_0096632a_w_rpr_w_rfonts_w_ascii_times_new_roman_w_hansi_times_new_roman_w_cs_times_new_roman_w_sz_w_val_24_w_szcs_w_val_24_w_lang_w_val_en_us_w_rpr_w_t_xml_space_preserve }}</w:t>
+        <w:t xml:space="preserve">{{ plaintiff_representative }}</w:t>
       </w:r>
     </w:p>
     <w:p>
@@ -265,7 +264,7 @@
           <w:szCs w:val="24"/>
           <w:lang w:val="en-US"/>
         </w:rPr>
-        <w:t xml:space="preserve">{{ w_t_w_r_w_r_w_rsidr_0096632a_w_rpr_w_rfonts_w_ascii_times_new_roman_w_hansi_times_new_roman_w_cs_times_new_roman_w_sz_w_val_24_w_szcs_w_val_24_w_lang_w_val_en_us_w_rpr_w_t_defendant_w_t_w_r_w_r_w_rsidr_0096632a_w_rsidrpr_001355a9_w_rpr_w_rfonts_w_ascii_times_new_roman_w_hansi_times_new_roman_w_cs_times_new_roman_w_sz_w_val_24_w_szcs_w_val_24_w_lang_w_val_en_us_w_rpr_w_t_xml_space_preserve }}</w:t>
+        <w:t xml:space="preserve">{{ defendant }}</w:t>
       </w:r>
     </w:p>
     <w:p>
@@ -320,7 +319,7 @@
           <w:szCs w:val="24"/>
           <w:lang w:val="en-US"/>
         </w:rPr>
-        <w:t xml:space="preserve">{{ w_t_w_r_w_prooferr_w_type_spellstart_w_r_w_rsidr_0096632a_w_rpr_w_rfonts_w_ascii_times_new_roman_w_hansi_times_new_roman_w_cs_times_new_roman_w_sz_w_val_24_w_szcs_w_val_24_w_lang_w_val_en_us_w_rpr_w_t_defendant_w_t_w_r_w_r_w_rsidr_0096632a_w_rsidrpr_001355a9_w_rpr_w_rfonts_w_ascii_times_new_roman_w_hansi_times_new_roman_w_cs_times_new_roman_w_sz_w_val_24_w_szcs_w_val_24_w_lang_w_val_en_us_w_rpr_w_t_w_t_w_r_w_r_w_rsidr_0096632a_w_rpr_w_rfonts_w_ascii_times_new_roman_w_hansi_times_new_roman_w_cs_times_new_roman_w_sz_w_val_24_w_szcs_w_val_24_w_lang_w_val_en_us_w_rpr_w_t_address_w_t_w_r_w_prooferr_w_type_spellend_w_r_w_rsidr_0096632a_w_rpr_w_rfonts_w_ascii_times_new_roman_w_hansi_times_new_roman_w_cs_times_new_roman_w_sz_w_val_24_w_szcs_w_val_24_w_lang_w_val_en_us_w_rpr_w_t_xml_space_preserve }}</w:t>
+        <w:t xml:space="preserve">{{ defendant_address }}</w:t>
       </w:r>
     </w:p>
     <w:p>
@@ -347,7 +346,7 @@
           <w:sz w:val="24"/>
           <w:szCs w:val="24"/>
         </w:rPr>
-        <w:t xml:space="preserve">{{ w_t_w_r_w_r_w_rpr_w_rfonts_w_ascii_times_new_roman_w_hansi_times_new_roman_w_cs_times_new_roman_w_sz_w_val_24_w_szcs_w_val_24_w_lang_w_val_en_us_w_rpr_w_t_defendant_w_t_w_r_w_r_w_rsidrpr_001355a9_w_rpr_w_rfonts_w_ascii_times_new_roman_w_hansi_times_new_roman_w_cs_times_new_roman_w_sz_w_val_24_w_szcs_w_val_24_w_rpr_w_t_w_t_w_r_w_r_w_rpr_w_rfonts_w_ascii_times_new_roman_w_hansi_times_new_roman_w_cs_times_new_roman_w_sz_w_val_24_w_szcs_w_val_24_w_lang_w_val_en_us_w_rpr_w_t_passport_w_t_w_r_w_r_w_rsidrpr_001355a9_w_rpr_w_rfonts_w_ascii_times_new_roman_w_hansi_times_new_roman_w_cs_times_new_roman_w_sz_w_val_24_w_szcs_w_val_24_w_rpr_w_t_xml_space_preserve }}</w:t>
+        <w:t xml:space="preserve">{{ defendant_passport }}</w:t>
       </w:r>
     </w:p>
     <w:p>
@@ -393,7 +392,7 @@
           <w:sz w:val="24"/>
           <w:szCs w:val="24"/>
         </w:rPr>
-        <w:t xml:space="preserve">{{ w_t_w_r_w_r_w_rsidr_0096632a_w_rpr_w_rfonts_w_ascii_times_new_roman_w_hansi_times_new_roman_w_cs_times_new_roman_w_sz_w_val_24_w_szcs_w_val_24_w_lang_w_val_en_us_w_rpr_w_t_plaintiff_w_t_w_r_w_r_w_rsidr_0096632a_w_rsidrpr_0096632a_w_rpr_w_rfonts_w_ascii_times_new_roman_w_hansi_times_new_roman_w_cs_times_new_roman_w_sz_w_val_24_w_szcs_w_val_24_w_rpr_w_t_xml_space_preserve }}</w:t>
+        <w:t xml:space="preserve">{{ plaintiff }}</w:t>
       </w:r>
       <w:r>
         <w:rPr>
@@ -409,7 +408,7 @@
           <w:sz w:val="24"/>
           <w:szCs w:val="24"/>
         </w:rPr>
-        <w:t xml:space="preserve">{{ w_t_w_r_w_r_w_rsidr_0096632a_w_rpr_w_rfonts_w_ascii_times_new_roman_w_hansi_times_new_roman_w_cs_times_new_roman_w_sz_w_val_24_w_szcs_w_val_24_w_lang_w_val_en_us_w_rpr_w_t_children_w_t_w_r_w_r_w_rsidr_0096632a_w_rsidrpr_0096632a_w_rpr_w_rfonts_w_ascii_times_new_roman_w_hansi_times_new_roman_w_cs_times_new_roman_w_sz_w_val_24_w_szcs_w_val_24_w_rpr_w_t_w_t_w_r_w_r_w_rsidr_0096632a_w_rpr_w_rfonts_w_ascii_times_new_roman_w_hansi_times_new_roman_w_cs_times_new_roman_w_sz_w_val_24_w_szcs_w_val_24_w_lang_w_val_en_us_w_rpr_w_t_year_w_t_w_r_w_r_w_rsidr_0096632a_w_rsidrpr_0096632a_w_rpr_w_rfonts_w_ascii_times_new_roman_w_hansi_times_new_roman_w_cs_times_new_roman_w_sz_w_val_24_w_szcs_w_val_24_w_rpr_w_t_w_t_w_r_w_r_w_rsidr_0096632a_w_rpr_w_rfonts_w_ascii_times_new_roman_w_hansi_times_new_roman_w_cs_times_new_roman_w_sz_w_val_24_w_szcs_w_val_24_w_lang_w_val_en_us_w_rpr_w_t_of_w_t_w_r_w_r_w_rsidr_0096632a_w_rsidrpr_0096632a_w_rpr_w_rfonts_w_ascii_times_new_roman_w_hansi_times_new_roman_w_cs_times_new_roman_w_sz_w_val_24_w_szcs_w_val_24_w_rpr_w_t_w_t_w_r_w_r_w_rsidr_0096632a_w_rpr_w_rfonts_w_ascii_times_new_roman_w_hansi_times_new_roman_w_cs_times_new_roman_w_sz_w_val_24_w_szcs_w_val_24_w_lang_w_val_en_us_w_rpr_w_t_birth_w_t_w_r_w_r_w_rsidr_0096632a_w_rsidrpr_0096632a_w_rpr_w_rfonts_w_ascii_times_new_roman_w_hansi_times_new_roman_w_cs_times_new_roman_w_sz_w_val_24_w_szcs_w_val_24_w_rpr_w_t_xml_space_preserve }}</w:t>
+        <w:t xml:space="preserve">{{ children_year_of_birth }}</w:t>
       </w:r>
       <w:r>
         <w:rPr>
@@ -425,7 +424,7 @@
           <w:sz w:val="24"/>
           <w:szCs w:val="24"/>
         </w:rPr>
-        <w:t xml:space="preserve">{{ w_t_w_r_w_r_w_rsidr_0096632a_w_rpr_w_rfonts_w_ascii_times_new_roman_w_hansi_times_new_roman_w_cs_times_new_roman_w_sz_w_val_24_w_szcs_w_val_24_w_lang_w_val_en_us_w_rpr_w_t_children_w_t_w_r_w_r_w_rsidr_0096632a_w_rsidrpr_0096632a_w_rpr_w_rfonts_w_ascii_times_new_roman_w_hansi_times_new_roman_w_cs_times_new_roman_w_sz_w_val_24_w_szcs_w_val_24_w_rpr_w_t_w_t_w_r_w_r_w_rsidr_0096632a_w_rpr_w_rfonts_w_ascii_times_new_roman_w_hansi_times_new_roman_w_cs_times_new_roman_w_sz_w_val_24_w_szcs_w_val_24_w_lang_w_val_en_us_w_rpr_w_t_name_w_t_w_r_w_r_w_rsidr_0096632a_w_rsidrpr_0096632a_w_rpr_w_rfonts_w_ascii_times_new_roman_w_hansi_times_new_roman_w_cs_times_new_roman_w_sz_w_val_24_w_szcs_w_val_24_w_rpr_w_t_xml_space_preserve }}</w:t>
+        <w:t xml:space="preserve">{{ children_name }}</w:t>
       </w:r>
       <w:r>
         <w:rPr>
@@ -441,7 +440,7 @@
           <w:sz w:val="24"/>
           <w:szCs w:val="24"/>
         </w:rPr>
-        <w:t xml:space="preserve">{{ w_t_w_r_w_r_w_rsidr_0096632a_w_rpr_w_rfonts_w_ascii_times_new_roman_w_hansi_times_new_roman_w_cs_times_new_roman_w_sz_w_val_24_w_szcs_w_val_24_w_lang_w_val_en_us_w_rpr_w_t_defendant_w_t_w_r_w_r_w_rsidr_0096632a_w_rsidrpr_0096632a_w_rpr_w_rfonts_w_ascii_times_new_roman_w_hansi_times_new_roman_w_cs_times_new_roman_w_sz_w_val_24_w_szcs_w_val_24_w_rpr_w_t_xml_space_preserve }}</w:t>
+        <w:t xml:space="preserve">{{ defendant }}</w:t>
       </w:r>
       <w:r>
         <w:rPr>
@@ -457,7 +456,7 @@
           <w:sz w:val="24"/>
           <w:szCs w:val="24"/>
         </w:rPr>
-        <w:t xml:space="preserve"> {{ w_t_w_r_w_r_w_rsidr_0096632a_w_rpr_w_rfonts_w_ascii_times_new_roman_w_hansi_times_new_roman_w_cs_times_new_roman_w_sz_w_val_24_w_szcs_w_val_24_w_lang_w_val_en_us_w_rpr_w_t_residence_w_t_w_r_w_r_w_rsidr_0096632a_w_rsidrpr_0096632a_w_rpr_w_rfonts_w_ascii_times_new_roman_w_hansi_times_new_roman_w_cs_times_new_roman_w_sz_w_val_24_w_szcs_w_val_24_w_rpr_w_t_w_t_w_r_w_r_w_rsidr_0096632a_w_rpr_w_rfonts_w_ascii_times_new_roman_w_hansi_times_new_roman_w_cs_times_new_roman_w_sz_w_val_24_w_szcs_w_val_24_w_lang_w_val_en_us_w_rpr_w_t_time_w_t_w_r_w_r_w_rsidr_0096632a_w_rsidrpr_0096632a_w_rpr_w_rfonts_w_ascii_times_new_roman_w_hansi_times_new_roman_w_cs_times_new_roman_w_sz_w_val_24_w_szcs_w_val_24_w_rpr_w_t_xml_space_preserve }}</w:t>
+        <w:t xml:space="preserve"> {{ residence_time }}</w:t>
       </w:r>
       <w:r>
         <w:rPr>
@@ -483,7 +482,7 @@
           <w:sz w:val="24"/>
           <w:szCs w:val="24"/>
         </w:rPr>
-        <w:t xml:space="preserve">{{ w_t_w_r_w_r_w_rpr_w_rfonts_w_ascii_times_new_roman_w_hansi_times_new_roman_w_cs_times_new_roman_w_sz_w_val_24_w_szcs_w_val_24_w_lang_w_val_en_us_w_rpr_w_t_details_w_t_w_r_w_r_w_rsidrpr_0096632a_w_rpr_w_rfonts_w_ascii_times_new_roman_w_hansi_times_new_roman_w_cs_times_new_roman_w_sz_w_val_24_w_szcs_w_val_24_w_rpr_w_t_xml_space_preserve }}</w:t>
+        <w:t xml:space="preserve">{{ details }}</w:t>
       </w:r>
       <w:r>
         <w:rPr>
@@ -517,7 +516,7 @@
           <w:sz w:val="24"/>
           <w:szCs w:val="24"/>
         </w:rPr>
-        <w:t xml:space="preserve"> {{ w_t_w_r_w_r_w_rsidr_0096632a_w_rpr_w_rfonts_w_ascii_times_new_roman_w_hansi_times_new_roman_w_cs_times_new_roman_w_sz_w_val_24_w_szcs_w_val_24_w_lang_w_val_en_us_w_rpr_w_t_proof_w_t_w_r_w_r_w_rsidr_0096632a_w_rsidrpr_0096632a_w_rpr_w_rfonts_w_ascii_times_new_roman_w_hansi_times_new_roman_w_cs_times_new_roman_w_sz_w_val_24_w_szcs_w_val_24_w_rpr_w_t_xml_space_preserve }}</w:t>
+        <w:t xml:space="preserve"> {{ proof }}</w:t>
       </w:r>
       <w:r>
         <w:rPr>
@@ -575,7 +574,7 @@
           <w:sz w:val="24"/>
           <w:szCs w:val="24"/>
         </w:rPr>
-        <w:t xml:space="preserve">{{ w_t_w_r_w_r_w_rsidr_0096632a_w_rpr_w_rfonts_w_ascii_times_new_roman_w_hansi_times_new_roman_w_cs_times_new_roman_w_sz_w_val_24_w_szcs_w_val_24_w_lang_w_val_en_us_w_rpr_w_t_defendant_w_t_w_r_w_r_w_rsidr_0096632a_w_rsidrpr_0096632a_w_rpr_w_rfonts_w_ascii_times_new_roman_w_hansi_times_new_roman_w_cs_times_new_roman_w_sz_w_val_24_w_szcs_w_val_24_w_rpr_w_t_w_t_w_r_w_r_w_rsidr_001355a9_w_rpr_w_rfonts_w_ascii_times_new_roman_w_hansi_times_new_roman_w_cs_times_new_roman_w_sz_w_val_24_w_szcs_w_val_24_w_lang_w_val_en_us_w_rpr_w_t_text_w_t_w_r_w_r_w_rsidr_0096632a_w_rsidrpr_0096632a_w_rpr_w_rfonts_w_ascii_times_new_roman_w_hansi_times_new_roman_w_cs_times_new_roman_w_sz_w_val_24_w_szcs_w_val_24_w_rpr_w_t_xml_space_preserve }}</w:t>
+        <w:t xml:space="preserve">{{ defendant_text }}</w:t>
       </w:r>
       <w:r>
         <w:rPr>
@@ -591,7 +590,7 @@
           <w:sz w:val="24"/>
           <w:szCs w:val="24"/>
         </w:rPr>
-        <w:t xml:space="preserve"> {{ w_t_w_r_w_r_w_rsidr_0096632a_w_rpr_w_rfonts_w_ascii_times_new_roman_w_hansi_times_new_roman_w_cs_times_new_roman_w_sz_w_val_24_w_szcs_w_val_24_w_lang_w_val_en_us_w_rpr_w_t_children_w_t_w_r_w_r_w_rsidr_0096632a_w_rsidrpr_0096632a_w_rpr_w_rfonts_w_ascii_times_new_roman_w_hansi_times_new_roman_w_cs_times_new_roman_w_sz_w_val_24_w_szcs_w_val_24_w_rpr_w_t_w_t_w_r_w_r_w_rsidr_0096632a_w_rpr_w_rfonts_w_ascii_times_new_roman_w_hansi_times_new_roman_w_cs_times_new_roman_w_sz_w_val_24_w_szcs_w_val_24_w_lang_w_val_en_us_w_rpr_w_t_name_w_t_w_r_w_r_w_rsidr_0096632a_w_rsidrpr_0096632a_w_rpr_w_rfonts_w_ascii_times_new_roman_w_hansi_times_new_roman_w_cs_times_new_roman_w_sz_w_val_24_w_szcs_w_val_24_w_rpr_w_t_xml_space_preserve }}</w:t>
+        <w:t xml:space="preserve"> {{ children_name }}</w:t>
       </w:r>
       <w:r>
         <w:rPr>
@@ -631,7 +630,7 @@
           <w:sz w:val="24"/>
           <w:szCs w:val="24"/>
         </w:rPr>
-        <w:t xml:space="preserve">{{ w_t_w_r_w_r_w_rsidr_0096632a_w_rpr_w_rfonts_w_ascii_times_new_roman_w_hansi_times_new_roman_w_cs_times_new_roman_w_sz_w_val_24_w_szcs_w_val_24_w_lang_w_val_en_us_w_rpr_w_t_defendant_w_t_w_r_w_r_w_rsidr_0096632a_w_rsidrpr_0096632a_w_rpr_w_rfonts_w_ascii_times_new_roman_w_hansi_times_new_roman_w_cs_times_new_roman_w_sz_w_val_24_w_szcs_w_val_24_w_rpr_w_t_w_t_w_r_w_r_w_rsidr_001355a9_w_rpr_w_rfonts_w_ascii_times_new_roman_w_hansi_times_new_roman_w_cs_times_new_roman_w_sz_w_val_24_w_szcs_w_val_24_w_lang_w_val_en_us_w_rpr_w_t_text_w_t_w_r_w_r_w_rsidr_0096632a_w_rsidrpr_0096632a_w_rpr_w_rfonts_w_ascii_times_new_roman_w_hansi_times_new_roman_w_cs_times_new_roman_w_sz_w_val_24_w_szcs_w_val_24_w_rpr_w_t_xml_space_preserve }}</w:t>
+        <w:t xml:space="preserve">{{ defendant_text }}</w:t>
       </w:r>
       <w:r>
         <w:rPr>
@@ -691,7 +690,7 @@
           <w:szCs w:val="24"/>
           <w:lang w:val="en-US"/>
         </w:rPr>
-        <w:t xml:space="preserve">{{ w_t_w_r_w_r_w_rsidr_001355a9_w_rpr_w_rfonts_w_ascii_times_new_roman_w_hansi_times_new_roman_w_cs_times_new_roman_w_i_w_ics_w_sz_w_val_24_w_szcs_w_val_24_w_lang_w_val_en_us_w_rpr_w_t_signature_w_t_w_r_w_r_w_rpr_w_rfonts_w_ascii_times_new_roman_w_hansi_times_new_roman_w_cs_times_new_roman_w_i_w_ics_w_sz_w_val_24_w_szcs_w_val_24_w_lang_w_val_en_us_w_rpr_w_t_xml_space_preserve }}</w:t>
+        <w:t xml:space="preserve">{{ signature }}</w:t>
       </w:r>
       <w:r>
         <w:rPr>
